--- a/Lpms_exo/doc/lpms人体姿态检测.docx
+++ b/Lpms_exo/doc/lpms人体姿态检测.docx
@@ -646,6 +646,202 @@
       </w:r>
     </w:p>
     <w:p>
+      <w:r>
+        <w:rPr>
+          <w:rFonts w:hint="eastAsia"/>
+        </w:rPr>
+        <w:t>示例：</w:t>
+      </w:r>
+    </w:p>
+    <w:p>
+      <w:r>
+        <w:t>IMU0</w:t>
+      </w:r>
+      <w:r>
+        <w:rPr>
+          <w:rFonts w:hint="eastAsia"/>
+        </w:rPr>
+        <w:t>：</w:t>
+      </w:r>
+      <w:r>
+        <w:rPr>
+          <w:rFonts w:hint="eastAsia"/>
+        </w:rPr>
+        <w:t>0</w:t>
+      </w:r>
+      <w:r>
+        <w:t>0:04:3</w:t>
+      </w:r>
+      <w:proofErr w:type="gramStart"/>
+      <w:r>
+        <w:t>E:86:27:2</w:t>
+      </w:r>
+      <w:proofErr w:type="gramEnd"/>
+      <w:r>
+        <w:t>B</w:t>
+      </w:r>
+    </w:p>
+    <w:p>
+      <w:r>
+        <w:t>IMU0</w:t>
+      </w:r>
+      <w:r>
+        <w:rPr>
+          <w:rFonts w:hint="eastAsia"/>
+        </w:rPr>
+        <w:t>：</w:t>
+      </w:r>
+      <w:r>
+        <w:rPr>
+          <w:rFonts w:hint="eastAsia"/>
+        </w:rPr>
+        <w:t>0</w:t>
+      </w:r>
+      <w:r>
+        <w:t>0:04:3</w:t>
+      </w:r>
+      <w:proofErr w:type="gramStart"/>
+      <w:r>
+        <w:t>E:</w:t>
+      </w:r>
+      <w:r>
+        <w:t>5A</w:t>
+      </w:r>
+      <w:r>
+        <w:t>:2</w:t>
+      </w:r>
+      <w:r>
+        <w:t>B</w:t>
+      </w:r>
+      <w:proofErr w:type="gramEnd"/>
+      <w:r>
+        <w:t>:</w:t>
+      </w:r>
+      <w:r>
+        <w:t>3</w:t>
+      </w:r>
+      <w:r>
+        <w:t>B</w:t>
+      </w:r>
+    </w:p>
+    <w:p>
+      <w:r>
+        <w:t>IMU0</w:t>
+      </w:r>
+      <w:r>
+        <w:rPr>
+          <w:rFonts w:hint="eastAsia"/>
+        </w:rPr>
+        <w:t>：</w:t>
+      </w:r>
+      <w:r>
+        <w:rPr>
+          <w:rFonts w:hint="eastAsia"/>
+        </w:rPr>
+        <w:t>0</w:t>
+      </w:r>
+      <w:r>
+        <w:t>0:04:3</w:t>
+      </w:r>
+      <w:proofErr w:type="gramStart"/>
+      <w:r>
+        <w:t>E:86:27:</w:t>
+      </w:r>
+      <w:r>
+        <w:t>50</w:t>
+      </w:r>
+      <w:proofErr w:type="gramEnd"/>
+    </w:p>
+    <w:p>
+      <w:r>
+        <w:t>IMU0</w:t>
+      </w:r>
+      <w:r>
+        <w:rPr>
+          <w:rFonts w:hint="eastAsia"/>
+        </w:rPr>
+        <w:t>：</w:t>
+      </w:r>
+      <w:r>
+        <w:rPr>
+          <w:rFonts w:hint="eastAsia"/>
+        </w:rPr>
+        <w:t>0</w:t>
+      </w:r>
+      <w:r>
+        <w:t>0:04:3</w:t>
+      </w:r>
+      <w:proofErr w:type="gramStart"/>
+      <w:r>
+        <w:t>E:5A:2A</w:t>
+      </w:r>
+      <w:proofErr w:type="gramEnd"/>
+      <w:r>
+        <w:t>:A5</w:t>
+      </w:r>
+    </w:p>
+    <w:p>
+      <w:r>
+        <w:t>IMU0</w:t>
+      </w:r>
+      <w:r>
+        <w:rPr>
+          <w:rFonts w:hint="eastAsia"/>
+        </w:rPr>
+        <w:t>：</w:t>
+      </w:r>
+      <w:r>
+        <w:rPr>
+          <w:rFonts w:hint="eastAsia"/>
+        </w:rPr>
+        <w:t>0</w:t>
+      </w:r>
+      <w:r>
+        <w:t>0:04:3</w:t>
+      </w:r>
+      <w:proofErr w:type="gramStart"/>
+      <w:r>
+        <w:t>E:5A:2A</w:t>
+      </w:r>
+      <w:proofErr w:type="gramEnd"/>
+      <w:r>
+        <w:t>:</w:t>
+      </w:r>
+      <w:r>
+        <w:t>9C</w:t>
+      </w:r>
+    </w:p>
+    <w:p>
+      <w:r>
+        <w:t>/home/pi/miniconda3/</w:t>
+      </w:r>
+      <w:proofErr w:type="spellStart"/>
+      <w:r>
+        <w:t>envs</w:t>
+      </w:r>
+      <w:proofErr w:type="spellEnd"/>
+      <w:r>
+        <w:t>/</w:t>
+      </w:r>
+      <w:proofErr w:type="spellStart"/>
+      <w:r>
+        <w:t>hy</w:t>
+      </w:r>
+      <w:proofErr w:type="spellEnd"/>
+      <w:r>
+        <w:t>/bin/python lpms_reader.py</w:t>
+      </w:r>
+    </w:p>
+    <w:p>
+      <w:pPr>
+        <w:rPr>
+          <w:rFonts w:hint="eastAsia"/>
+        </w:rPr>
+      </w:pPr>
+      <w:bookmarkStart w:id="0" w:name="_GoBack"/>
+      <w:bookmarkEnd w:id="0"/>
+    </w:p>
+    <w:p>
       <w:pPr>
         <w:jc w:val="center"/>
         <w:rPr>
@@ -944,11 +1140,6 @@
       </w:r>
     </w:p>
     <w:p>
-      <w:pPr>
-        <w:rPr>
-          <w:rFonts w:hint="eastAsia"/>
-        </w:rPr>
-      </w:pPr>
       <w:r>
         <w:br w:type="page"/>
       </w:r>
@@ -1170,14 +1361,14 @@
         <w:rPr>
           <w:rFonts w:hint="eastAsia"/>
         </w:rPr>
-        <w:t>蓝牙的</w:t>
+        <w:t>蓝牙</w:t>
       </w:r>
       <w:proofErr w:type="gramEnd"/>
       <w:r>
         <w:rPr>
           <w:rFonts w:hint="eastAsia"/>
         </w:rPr>
-        <w:t>端口</w:t>
+        <w:t>的端口</w:t>
       </w:r>
     </w:p>
     <w:p>
@@ -1300,13 +1491,7 @@
         </w:drawing>
       </w:r>
     </w:p>
-    <w:p>
-      <w:pPr>
-        <w:rPr>
-          <w:rFonts w:hint="eastAsia"/>
-        </w:rPr>
-      </w:pPr>
-    </w:p>
+    <w:p/>
     <w:p>
       <w:pPr>
         <w:pStyle w:val="3"/>
@@ -1351,6 +1536,9 @@
     </w:p>
     <w:p>
       <w:r>
+        <w:rPr>
+          <w:noProof/>
+        </w:rPr>
         <w:drawing>
           <wp:inline distT="0" distB="0" distL="0" distR="0" wp14:anchorId="08BD5385" wp14:editId="6239BDA0">
             <wp:extent cx="3581400" cy="3031737"/>
@@ -1448,7 +1636,6 @@
     <w:p>
       <w:pPr>
         <w:rPr>
-          <w:rFonts w:hint="eastAsia"/>
           <w:b/>
         </w:rPr>
       </w:pPr>
@@ -1512,13 +1699,7 @@
         <w:t>；</w:t>
       </w:r>
     </w:p>
-    <w:p>
-      <w:pPr>
-        <w:rPr>
-          <w:rFonts w:hint="eastAsia"/>
-        </w:rPr>
-      </w:pPr>
-    </w:p>
+    <w:p/>
     <w:p>
       <w:proofErr w:type="spellStart"/>
       <w:r>
@@ -1599,13 +1780,7 @@
         <w:t>；</w:t>
       </w:r>
     </w:p>
-    <w:p>
-      <w:pPr>
-        <w:rPr>
-          <w:rFonts w:hint="eastAsia"/>
-        </w:rPr>
-      </w:pPr>
-    </w:p>
+    <w:p/>
     <w:p>
       <w:proofErr w:type="spellStart"/>
       <w:r>
@@ -1671,13 +1846,7 @@
       </w:r>
       <w:proofErr w:type="spellEnd"/>
     </w:p>
-    <w:p>
-      <w:pPr>
-        <w:rPr>
-          <w:rFonts w:hint="eastAsia"/>
-        </w:rPr>
-      </w:pPr>
-    </w:p>
+    <w:p/>
     <w:p>
       <w:proofErr w:type="spellStart"/>
       <w:r>
@@ -1834,19 +2003,8 @@
         <w:t>。并将四元数转化未旋转矩阵作为初始标定矩阵保存。</w:t>
       </w:r>
     </w:p>
-    <w:p>
-      <w:pPr>
-        <w:rPr>
-          <w:rFonts w:hint="eastAsia"/>
-        </w:rPr>
-      </w:pPr>
-    </w:p>
-    <w:p>
-      <w:pPr>
-        <w:rPr>
-          <w:rFonts w:hint="eastAsia"/>
-        </w:rPr>
-      </w:pPr>
+    <w:p/>
+    <w:p>
       <w:proofErr w:type="spellStart"/>
       <w:r>
         <w:rPr>
@@ -1962,19 +2120,7 @@
         <w:rPr>
           <w:rFonts w:hint="eastAsia"/>
         </w:rPr>
-        <w:t>相对骨盆的变换可得到</w:t>
-      </w:r>
-      <w:r>
-        <w:rPr>
-          <w:rFonts w:hint="eastAsia"/>
-        </w:rPr>
-        <w:t>髋关节</w:t>
-      </w:r>
-      <w:r>
-        <w:rPr>
-          <w:rFonts w:hint="eastAsia"/>
-        </w:rPr>
-        <w:t>四元数</w:t>
+        <w:t>相对骨盆的变换可得到髋关节四元数</w:t>
       </w:r>
       <w:r>
         <w:rPr>
@@ -1991,6 +2137,9 @@
     </w:p>
     <w:p>
       <w:r>
+        <w:rPr>
+          <w:noProof/>
+        </w:rPr>
         <w:drawing>
           <wp:inline distT="0" distB="0" distL="0" distR="0" wp14:anchorId="284C6D29" wp14:editId="130257EA">
             <wp:extent cx="5274310" cy="1169670"/>
@@ -2029,11 +2178,6 @@
       </w:r>
     </w:p>
     <w:p>
-      <w:pPr>
-        <w:rPr>
-          <w:rFonts w:hint="eastAsia"/>
-        </w:rPr>
-      </w:pPr>
       <w:r>
         <w:rPr>
           <w:rFonts w:hint="eastAsia"/>
@@ -2052,19 +2196,7 @@
         <w:rPr>
           <w:rFonts w:hint="eastAsia"/>
         </w:rPr>
-        <w:t>模型的红绿蓝</w:t>
-      </w:r>
-      <w:r>
-        <w:rPr>
-          <w:rFonts w:hint="eastAsia"/>
-        </w:rPr>
-        <w:t>坐标轴</w:t>
-      </w:r>
-      <w:r>
-        <w:rPr>
-          <w:rFonts w:hint="eastAsia"/>
-        </w:rPr>
-        <w:t>相对世界坐标系绕</w:t>
+        <w:t>模型的红绿蓝坐标轴相对世界坐标系绕</w:t>
       </w:r>
       <w:r>
         <w:rPr>
@@ -2126,6 +2258,9 @@
     </w:p>
     <w:p>
       <w:r>
+        <w:rPr>
+          <w:noProof/>
+        </w:rPr>
         <w:lastRenderedPageBreak/>
         <w:drawing>
           <wp:inline distT="0" distB="0" distL="0" distR="0" wp14:anchorId="53D831DE" wp14:editId="777BADA1">
@@ -2235,6 +2370,9 @@
         <w:jc w:val="center"/>
       </w:pPr>
       <w:r>
+        <w:rPr>
+          <w:noProof/>
+        </w:rPr>
         <w:drawing>
           <wp:inline distT="0" distB="0" distL="0" distR="0" wp14:anchorId="4E4719C1" wp14:editId="7A36F3C4">
             <wp:extent cx="3261995" cy="762545"/>
@@ -2345,14 +2483,14 @@
         <w:rPr>
           <w:rFonts w:hint="eastAsia"/>
         </w:rPr>
-        <w:t>在蓝牙呼吸</w:t>
+        <w:t>在蓝牙呼</w:t>
       </w:r>
       <w:proofErr w:type="gramEnd"/>
       <w:r>
         <w:rPr>
           <w:rFonts w:hint="eastAsia"/>
         </w:rPr>
-        <w:t>灯开启后完成最终标定；在定时器模式下，</w:t>
+        <w:t>吸灯开启后完成最终标定；在定时器模式下，</w:t>
       </w:r>
       <w:proofErr w:type="gramStart"/>
       <w:r>
@@ -2432,13 +2570,7 @@
         <w:t>，但不需要等待时间。两种模式都很稳定。</w:t>
       </w:r>
     </w:p>
-    <w:p>
-      <w:pPr>
-        <w:rPr>
-          <w:rFonts w:hint="eastAsia"/>
-        </w:rPr>
-      </w:pPr>
-    </w:p>
+    <w:p/>
     <w:p>
       <w:pPr>
         <w:pStyle w:val="3"/>
@@ -2536,13 +2668,13 @@
       <w:pPr>
         <w:jc w:val="center"/>
         <w:rPr>
-          <w:rFonts w:hint="eastAsia"/>
           <w:b/>
         </w:rPr>
       </w:pPr>
       <w:r>
         <w:rPr>
           <w:b/>
+          <w:noProof/>
         </w:rPr>
         <w:drawing>
           <wp:inline distT="0" distB="0" distL="0" distR="0" wp14:anchorId="29B604C8" wp14:editId="33F6839F">
@@ -2620,6 +2752,9 @@
     </w:p>
     <w:p>
       <w:r>
+        <w:rPr>
+          <w:noProof/>
+        </w:rPr>
         <w:drawing>
           <wp:inline distT="0" distB="0" distL="0" distR="0" wp14:anchorId="672FE423" wp14:editId="7AC8CA72">
             <wp:extent cx="5274310" cy="190500"/>
@@ -2658,12 +2793,10 @@
       </w:r>
     </w:p>
     <w:p>
-      <w:pPr>
-        <w:rPr>
-          <w:rFonts w:hint="eastAsia"/>
-        </w:rPr>
-      </w:pPr>
-      <w:r>
+      <w:r>
+        <w:rPr>
+          <w:noProof/>
+        </w:rPr>
         <w:drawing>
           <wp:inline distT="0" distB="0" distL="0" distR="0" wp14:anchorId="24B5DE49" wp14:editId="4F114424">
             <wp:extent cx="5274310" cy="379730"/>
@@ -2703,11 +2836,6 @@
     </w:p>
     <w:p/>
     <w:p>
-      <w:pPr>
-        <w:rPr>
-          <w:rFonts w:hint="eastAsia"/>
-        </w:rPr>
-      </w:pPr>
       <w:r>
         <w:rPr>
           <w:rFonts w:hint="eastAsia"/>
@@ -2786,6 +2914,7 @@
       <w:r>
         <w:rPr>
           <w:b/>
+          <w:noProof/>
         </w:rPr>
         <w:drawing>
           <wp:inline distT="0" distB="0" distL="0" distR="0" wp14:anchorId="517BAB4C" wp14:editId="3C4DEB95">
@@ -2834,6 +2963,7 @@
       <w:r>
         <w:rPr>
           <w:b/>
+          <w:noProof/>
         </w:rPr>
         <w:drawing>
           <wp:inline distT="0" distB="0" distL="0" distR="0" wp14:anchorId="756B3758" wp14:editId="2C522740">
@@ -3095,19 +3225,8 @@
         <w:t>。</w:t>
       </w:r>
     </w:p>
-    <w:p>
-      <w:pPr>
-        <w:rPr>
-          <w:rFonts w:hint="eastAsia"/>
-        </w:rPr>
-      </w:pPr>
-    </w:p>
-    <w:p>
-      <w:pPr>
-        <w:rPr>
-          <w:rFonts w:hint="eastAsia"/>
-        </w:rPr>
-      </w:pPr>
+    <w:p/>
+    <w:p>
       <w:r>
         <w:rPr>
           <w:rFonts w:hint="eastAsia"/>
@@ -3195,15 +3314,7 @@
         <w:rPr>
           <w:rFonts w:hint="eastAsia"/>
         </w:rPr>
-        <w:t>（观测为弧度制，这里打印成了角度</w:t>
-      </w:r>
-      <w:bookmarkStart w:id="0" w:name="_GoBack"/>
-      <w:bookmarkEnd w:id="0"/>
-      <w:r>
-        <w:rPr>
-          <w:rFonts w:hint="eastAsia"/>
-        </w:rPr>
-        <w:t>）</w:t>
+        <w:t>（观测为弧度制，这里打印成了角度）</w:t>
       </w:r>
       <w:r>
         <w:rPr>
@@ -3217,6 +3328,9 @@
         <w:jc w:val="center"/>
       </w:pPr>
       <w:r>
+        <w:rPr>
+          <w:noProof/>
+        </w:rPr>
         <w:drawing>
           <wp:inline distT="0" distB="0" distL="0" distR="0" wp14:anchorId="0D098C5F" wp14:editId="425AE277">
             <wp:extent cx="4848902" cy="1028844"/>

--- a/Lpms_exo/doc/lpms人体姿态检测.docx
+++ b/Lpms_exo/doc/lpms人体姿态检测.docx
@@ -646,202 +646,6 @@
       </w:r>
     </w:p>
     <w:p>
-      <w:r>
-        <w:rPr>
-          <w:rFonts w:hint="eastAsia"/>
-        </w:rPr>
-        <w:t>示例：</w:t>
-      </w:r>
-    </w:p>
-    <w:p>
-      <w:r>
-        <w:t>IMU0</w:t>
-      </w:r>
-      <w:r>
-        <w:rPr>
-          <w:rFonts w:hint="eastAsia"/>
-        </w:rPr>
-        <w:t>：</w:t>
-      </w:r>
-      <w:r>
-        <w:rPr>
-          <w:rFonts w:hint="eastAsia"/>
-        </w:rPr>
-        <w:t>0</w:t>
-      </w:r>
-      <w:r>
-        <w:t>0:04:3</w:t>
-      </w:r>
-      <w:proofErr w:type="gramStart"/>
-      <w:r>
-        <w:t>E:86:27:2</w:t>
-      </w:r>
-      <w:proofErr w:type="gramEnd"/>
-      <w:r>
-        <w:t>B</w:t>
-      </w:r>
-    </w:p>
-    <w:p>
-      <w:r>
-        <w:t>IMU0</w:t>
-      </w:r>
-      <w:r>
-        <w:rPr>
-          <w:rFonts w:hint="eastAsia"/>
-        </w:rPr>
-        <w:t>：</w:t>
-      </w:r>
-      <w:r>
-        <w:rPr>
-          <w:rFonts w:hint="eastAsia"/>
-        </w:rPr>
-        <w:t>0</w:t>
-      </w:r>
-      <w:r>
-        <w:t>0:04:3</w:t>
-      </w:r>
-      <w:proofErr w:type="gramStart"/>
-      <w:r>
-        <w:t>E:</w:t>
-      </w:r>
-      <w:r>
-        <w:t>5A</w:t>
-      </w:r>
-      <w:r>
-        <w:t>:2</w:t>
-      </w:r>
-      <w:r>
-        <w:t>B</w:t>
-      </w:r>
-      <w:proofErr w:type="gramEnd"/>
-      <w:r>
-        <w:t>:</w:t>
-      </w:r>
-      <w:r>
-        <w:t>3</w:t>
-      </w:r>
-      <w:r>
-        <w:t>B</w:t>
-      </w:r>
-    </w:p>
-    <w:p>
-      <w:r>
-        <w:t>IMU0</w:t>
-      </w:r>
-      <w:r>
-        <w:rPr>
-          <w:rFonts w:hint="eastAsia"/>
-        </w:rPr>
-        <w:t>：</w:t>
-      </w:r>
-      <w:r>
-        <w:rPr>
-          <w:rFonts w:hint="eastAsia"/>
-        </w:rPr>
-        <w:t>0</w:t>
-      </w:r>
-      <w:r>
-        <w:t>0:04:3</w:t>
-      </w:r>
-      <w:proofErr w:type="gramStart"/>
-      <w:r>
-        <w:t>E:86:27:</w:t>
-      </w:r>
-      <w:r>
-        <w:t>50</w:t>
-      </w:r>
-      <w:proofErr w:type="gramEnd"/>
-    </w:p>
-    <w:p>
-      <w:r>
-        <w:t>IMU0</w:t>
-      </w:r>
-      <w:r>
-        <w:rPr>
-          <w:rFonts w:hint="eastAsia"/>
-        </w:rPr>
-        <w:t>：</w:t>
-      </w:r>
-      <w:r>
-        <w:rPr>
-          <w:rFonts w:hint="eastAsia"/>
-        </w:rPr>
-        <w:t>0</w:t>
-      </w:r>
-      <w:r>
-        <w:t>0:04:3</w:t>
-      </w:r>
-      <w:proofErr w:type="gramStart"/>
-      <w:r>
-        <w:t>E:5A:2A</w:t>
-      </w:r>
-      <w:proofErr w:type="gramEnd"/>
-      <w:r>
-        <w:t>:A5</w:t>
-      </w:r>
-    </w:p>
-    <w:p>
-      <w:r>
-        <w:t>IMU0</w:t>
-      </w:r>
-      <w:r>
-        <w:rPr>
-          <w:rFonts w:hint="eastAsia"/>
-        </w:rPr>
-        <w:t>：</w:t>
-      </w:r>
-      <w:r>
-        <w:rPr>
-          <w:rFonts w:hint="eastAsia"/>
-        </w:rPr>
-        <w:t>0</w:t>
-      </w:r>
-      <w:r>
-        <w:t>0:04:3</w:t>
-      </w:r>
-      <w:proofErr w:type="gramStart"/>
-      <w:r>
-        <w:t>E:5A:2A</w:t>
-      </w:r>
-      <w:proofErr w:type="gramEnd"/>
-      <w:r>
-        <w:t>:</w:t>
-      </w:r>
-      <w:r>
-        <w:t>9C</w:t>
-      </w:r>
-    </w:p>
-    <w:p>
-      <w:r>
-        <w:t>/home/pi/miniconda3/</w:t>
-      </w:r>
-      <w:proofErr w:type="spellStart"/>
-      <w:r>
-        <w:t>envs</w:t>
-      </w:r>
-      <w:proofErr w:type="spellEnd"/>
-      <w:r>
-        <w:t>/</w:t>
-      </w:r>
-      <w:proofErr w:type="spellStart"/>
-      <w:r>
-        <w:t>hy</w:t>
-      </w:r>
-      <w:proofErr w:type="spellEnd"/>
-      <w:r>
-        <w:t>/bin/python lpms_reader.py</w:t>
-      </w:r>
-    </w:p>
-    <w:p>
-      <w:pPr>
-        <w:rPr>
-          <w:rFonts w:hint="eastAsia"/>
-        </w:rPr>
-      </w:pPr>
-      <w:bookmarkStart w:id="0" w:name="_GoBack"/>
-      <w:bookmarkEnd w:id="0"/>
-    </w:p>
-    <w:p>
       <w:pPr>
         <w:jc w:val="center"/>
         <w:rPr>
@@ -1140,6 +944,11 @@
       </w:r>
     </w:p>
     <w:p>
+      <w:pPr>
+        <w:rPr>
+          <w:rFonts w:hint="eastAsia"/>
+        </w:rPr>
+      </w:pPr>
       <w:r>
         <w:br w:type="page"/>
       </w:r>
@@ -1361,14 +1170,14 @@
         <w:rPr>
           <w:rFonts w:hint="eastAsia"/>
         </w:rPr>
-        <w:t>蓝牙</w:t>
+        <w:t>蓝牙的</w:t>
       </w:r>
       <w:proofErr w:type="gramEnd"/>
       <w:r>
         <w:rPr>
           <w:rFonts w:hint="eastAsia"/>
         </w:rPr>
-        <w:t>的端口</w:t>
+        <w:t>端口</w:t>
       </w:r>
     </w:p>
     <w:p>
@@ -1491,7 +1300,13 @@
         </w:drawing>
       </w:r>
     </w:p>
-    <w:p/>
+    <w:p>
+      <w:pPr>
+        <w:rPr>
+          <w:rFonts w:hint="eastAsia"/>
+        </w:rPr>
+      </w:pPr>
+    </w:p>
     <w:p>
       <w:pPr>
         <w:pStyle w:val="3"/>
@@ -1536,9 +1351,6 @@
     </w:p>
     <w:p>
       <w:r>
-        <w:rPr>
-          <w:noProof/>
-        </w:rPr>
         <w:drawing>
           <wp:inline distT="0" distB="0" distL="0" distR="0" wp14:anchorId="08BD5385" wp14:editId="6239BDA0">
             <wp:extent cx="3581400" cy="3031737"/>
@@ -1636,6 +1448,7 @@
     <w:p>
       <w:pPr>
         <w:rPr>
+          <w:rFonts w:hint="eastAsia"/>
           <w:b/>
         </w:rPr>
       </w:pPr>
@@ -1699,7 +1512,13 @@
         <w:t>；</w:t>
       </w:r>
     </w:p>
-    <w:p/>
+    <w:p>
+      <w:pPr>
+        <w:rPr>
+          <w:rFonts w:hint="eastAsia"/>
+        </w:rPr>
+      </w:pPr>
+    </w:p>
     <w:p>
       <w:proofErr w:type="spellStart"/>
       <w:r>
@@ -1780,7 +1599,13 @@
         <w:t>；</w:t>
       </w:r>
     </w:p>
-    <w:p/>
+    <w:p>
+      <w:pPr>
+        <w:rPr>
+          <w:rFonts w:hint="eastAsia"/>
+        </w:rPr>
+      </w:pPr>
+    </w:p>
     <w:p>
       <w:proofErr w:type="spellStart"/>
       <w:r>
@@ -1846,7 +1671,13 @@
       </w:r>
       <w:proofErr w:type="spellEnd"/>
     </w:p>
-    <w:p/>
+    <w:p>
+      <w:pPr>
+        <w:rPr>
+          <w:rFonts w:hint="eastAsia"/>
+        </w:rPr>
+      </w:pPr>
+    </w:p>
     <w:p>
       <w:proofErr w:type="spellStart"/>
       <w:r>
@@ -2003,8 +1834,19 @@
         <w:t>。并将四元数转化未旋转矩阵作为初始标定矩阵保存。</w:t>
       </w:r>
     </w:p>
-    <w:p/>
-    <w:p>
+    <w:p>
+      <w:pPr>
+        <w:rPr>
+          <w:rFonts w:hint="eastAsia"/>
+        </w:rPr>
+      </w:pPr>
+    </w:p>
+    <w:p>
+      <w:pPr>
+        <w:rPr>
+          <w:rFonts w:hint="eastAsia"/>
+        </w:rPr>
+      </w:pPr>
       <w:proofErr w:type="spellStart"/>
       <w:r>
         <w:rPr>
@@ -2120,7 +1962,19 @@
         <w:rPr>
           <w:rFonts w:hint="eastAsia"/>
         </w:rPr>
-        <w:t>相对骨盆的变换可得到髋关节四元数</w:t>
+        <w:t>相对骨盆的变换可得到</w:t>
+      </w:r>
+      <w:r>
+        <w:rPr>
+          <w:rFonts w:hint="eastAsia"/>
+        </w:rPr>
+        <w:t>髋关节</w:t>
+      </w:r>
+      <w:r>
+        <w:rPr>
+          <w:rFonts w:hint="eastAsia"/>
+        </w:rPr>
+        <w:t>四元数</w:t>
       </w:r>
       <w:r>
         <w:rPr>
@@ -2137,9 +1991,6 @@
     </w:p>
     <w:p>
       <w:r>
-        <w:rPr>
-          <w:noProof/>
-        </w:rPr>
         <w:drawing>
           <wp:inline distT="0" distB="0" distL="0" distR="0" wp14:anchorId="284C6D29" wp14:editId="130257EA">
             <wp:extent cx="5274310" cy="1169670"/>
@@ -2178,6 +2029,11 @@
       </w:r>
     </w:p>
     <w:p>
+      <w:pPr>
+        <w:rPr>
+          <w:rFonts w:hint="eastAsia"/>
+        </w:rPr>
+      </w:pPr>
       <w:r>
         <w:rPr>
           <w:rFonts w:hint="eastAsia"/>
@@ -2196,7 +2052,19 @@
         <w:rPr>
           <w:rFonts w:hint="eastAsia"/>
         </w:rPr>
-        <w:t>模型的红绿蓝坐标轴相对世界坐标系绕</w:t>
+        <w:t>模型的红绿蓝</w:t>
+      </w:r>
+      <w:r>
+        <w:rPr>
+          <w:rFonts w:hint="eastAsia"/>
+        </w:rPr>
+        <w:t>坐标轴</w:t>
+      </w:r>
+      <w:r>
+        <w:rPr>
+          <w:rFonts w:hint="eastAsia"/>
+        </w:rPr>
+        <w:t>相对世界坐标系绕</w:t>
       </w:r>
       <w:r>
         <w:rPr>
@@ -2258,9 +2126,6 @@
     </w:p>
     <w:p>
       <w:r>
-        <w:rPr>
-          <w:noProof/>
-        </w:rPr>
         <w:lastRenderedPageBreak/>
         <w:drawing>
           <wp:inline distT="0" distB="0" distL="0" distR="0" wp14:anchorId="53D831DE" wp14:editId="777BADA1">
@@ -2370,9 +2235,6 @@
         <w:jc w:val="center"/>
       </w:pPr>
       <w:r>
-        <w:rPr>
-          <w:noProof/>
-        </w:rPr>
         <w:drawing>
           <wp:inline distT="0" distB="0" distL="0" distR="0" wp14:anchorId="4E4719C1" wp14:editId="7A36F3C4">
             <wp:extent cx="3261995" cy="762545"/>
@@ -2483,14 +2345,14 @@
         <w:rPr>
           <w:rFonts w:hint="eastAsia"/>
         </w:rPr>
-        <w:t>在蓝牙呼</w:t>
+        <w:t>在蓝牙呼吸</w:t>
       </w:r>
       <w:proofErr w:type="gramEnd"/>
       <w:r>
         <w:rPr>
           <w:rFonts w:hint="eastAsia"/>
         </w:rPr>
-        <w:t>吸灯开启后完成最终标定；在定时器模式下，</w:t>
+        <w:t>灯开启后完成最终标定；在定时器模式下，</w:t>
       </w:r>
       <w:proofErr w:type="gramStart"/>
       <w:r>
@@ -2570,7 +2432,13 @@
         <w:t>，但不需要等待时间。两种模式都很稳定。</w:t>
       </w:r>
     </w:p>
-    <w:p/>
+    <w:p>
+      <w:pPr>
+        <w:rPr>
+          <w:rFonts w:hint="eastAsia"/>
+        </w:rPr>
+      </w:pPr>
+    </w:p>
     <w:p>
       <w:pPr>
         <w:pStyle w:val="3"/>
@@ -2668,13 +2536,13 @@
       <w:pPr>
         <w:jc w:val="center"/>
         <w:rPr>
+          <w:rFonts w:hint="eastAsia"/>
           <w:b/>
         </w:rPr>
       </w:pPr>
       <w:r>
         <w:rPr>
           <w:b/>
-          <w:noProof/>
         </w:rPr>
         <w:drawing>
           <wp:inline distT="0" distB="0" distL="0" distR="0" wp14:anchorId="29B604C8" wp14:editId="33F6839F">
@@ -2752,9 +2620,6 @@
     </w:p>
     <w:p>
       <w:r>
-        <w:rPr>
-          <w:noProof/>
-        </w:rPr>
         <w:drawing>
           <wp:inline distT="0" distB="0" distL="0" distR="0" wp14:anchorId="672FE423" wp14:editId="7AC8CA72">
             <wp:extent cx="5274310" cy="190500"/>
@@ -2793,10 +2658,12 @@
       </w:r>
     </w:p>
     <w:p>
-      <w:r>
-        <w:rPr>
-          <w:noProof/>
-        </w:rPr>
+      <w:pPr>
+        <w:rPr>
+          <w:rFonts w:hint="eastAsia"/>
+        </w:rPr>
+      </w:pPr>
+      <w:r>
         <w:drawing>
           <wp:inline distT="0" distB="0" distL="0" distR="0" wp14:anchorId="24B5DE49" wp14:editId="4F114424">
             <wp:extent cx="5274310" cy="379730"/>
@@ -2836,6 +2703,11 @@
     </w:p>
     <w:p/>
     <w:p>
+      <w:pPr>
+        <w:rPr>
+          <w:rFonts w:hint="eastAsia"/>
+        </w:rPr>
+      </w:pPr>
       <w:r>
         <w:rPr>
           <w:rFonts w:hint="eastAsia"/>
@@ -2914,7 +2786,6 @@
       <w:r>
         <w:rPr>
           <w:b/>
-          <w:noProof/>
         </w:rPr>
         <w:drawing>
           <wp:inline distT="0" distB="0" distL="0" distR="0" wp14:anchorId="517BAB4C" wp14:editId="3C4DEB95">
@@ -2963,7 +2834,6 @@
       <w:r>
         <w:rPr>
           <w:b/>
-          <w:noProof/>
         </w:rPr>
         <w:drawing>
           <wp:inline distT="0" distB="0" distL="0" distR="0" wp14:anchorId="756B3758" wp14:editId="2C522740">
@@ -3225,8 +3095,19 @@
         <w:t>。</w:t>
       </w:r>
     </w:p>
-    <w:p/>
-    <w:p>
+    <w:p>
+      <w:pPr>
+        <w:rPr>
+          <w:rFonts w:hint="eastAsia"/>
+        </w:rPr>
+      </w:pPr>
+    </w:p>
+    <w:p>
+      <w:pPr>
+        <w:rPr>
+          <w:rFonts w:hint="eastAsia"/>
+        </w:rPr>
+      </w:pPr>
       <w:r>
         <w:rPr>
           <w:rFonts w:hint="eastAsia"/>
@@ -3314,7 +3195,15 @@
         <w:rPr>
           <w:rFonts w:hint="eastAsia"/>
         </w:rPr>
-        <w:t>（观测为弧度制，这里打印成了角度）</w:t>
+        <w:t>（观测为弧度制，这里打印成了角度</w:t>
+      </w:r>
+      <w:bookmarkStart w:id="0" w:name="_GoBack"/>
+      <w:bookmarkEnd w:id="0"/>
+      <w:r>
+        <w:rPr>
+          <w:rFonts w:hint="eastAsia"/>
+        </w:rPr>
+        <w:t>）</w:t>
       </w:r>
       <w:r>
         <w:rPr>
@@ -3328,9 +3217,6 @@
         <w:jc w:val="center"/>
       </w:pPr>
       <w:r>
-        <w:rPr>
-          <w:noProof/>
-        </w:rPr>
         <w:drawing>
           <wp:inline distT="0" distB="0" distL="0" distR="0" wp14:anchorId="0D098C5F" wp14:editId="425AE277">
             <wp:extent cx="4848902" cy="1028844"/>
